--- a/pr-preview/pr-117/index-tracked-changes.docx
+++ b/pr-preview/pr-117/index-tracked-changes.docx
@@ -26,7 +26,7 @@
       </w:pPr>
       <w:ins w:id="2" w:author="PR Preview" w:date="2026-01-01T00:00:00Z">
         <w:r>
-          <w:t xml:space="preserve">Last modified: 2026-10-13 14:15:26 (PDT)</w:t>
+          <w:t xml:space="preserve">Last modified: 2026-10-13 14:27:28 (PDT)</w:t>
         </w:r>
       </w:ins>
     </w:p>
@@ -523,7 +523,7 @@
       </w:r>
     </w:p>
     <w:bookmarkEnd w:id="19"/>
-    <w:bookmarkStart w:id="33" w:name="sec-additional-resources"/>
+    <w:bookmarkStart w:id="37" w:name="sec-additional-resources"/>
     <w:p>
       <w:pPr>
         <w:pStyle w:val="Heading2"/>
@@ -532,7 +532,7 @@
         <w:t xml:space="preserve">Additional resources</w:t>
       </w:r>
     </w:p>
-    <w:bookmarkStart w:id="29" w:name="comparable-courses"/>
+    <w:bookmarkStart w:id="33" w:name="comparable-courses"/>
     <w:p>
       <w:pPr>
         <w:pStyle w:val="Heading3"/>
@@ -688,6 +688,126 @@
           <w:numId w:val="1002"/>
         </w:numPr>
       </w:pPr>
+      <w:ins w:id="3" w:author="PR Preview" w:date="2026-01-01T00:00:00Z">
+        <w:r>
+          <w:rPr>
+            <w:b/>
+            <w:bCs/>
+          </w:rPr>
+          <w:t xml:space="preserve">Stanford University EE 278</w:t>
+        </w:r>
+      </w:ins>
+      <w:ins w:id="4" w:author="PR Preview" w:date="2026-01-01T00:00:00Z">
+        <w:r>
+          <w:t xml:space="preserve">:</w:t>
+        </w:r>
+      </w:ins>
+      <w:ins w:id="5" w:author="PR Preview" w:date="2026-01-01T00:00:00Z">
+        <w:r>
+          <w:t xml:space="preserve"> </w:t>
+        </w:r>
+      </w:ins>
+      <w:hyperlink r:id="rId24">
+        <w:ins w:id="6" w:author="PR Preview" w:date="2026-01-01T00:00:00Z">
+          <w:r>
+            <w:rPr>
+              <w:rStyle w:val="Hyperlink"/>
+              <w:i/>
+              <w:iCs/>
+            </w:rPr>
+            <w:t xml:space="preserve">Probability and Statistical Inference</w:t>
+          </w:r>
+        </w:ins>
+      </w:hyperlink>
+      <w:ins w:id="7" w:author="PR Preview" w:date="2026-01-01T00:00:00Z">
+        <w:r>
+          <w:t xml:space="preserve"> </w:t>
+        </w:r>
+      </w:ins>
+      <w:ins w:id="8" w:author="PR Preview" w:date="2026-01-01T00:00:00Z">
+        <w:r>
+          <w:t xml:space="preserve">(Ayfer Özgür and Tsachy Weissman) builds on probability for hypothesis testing, empirical risk minimization, concentration inequalities (Markov, Chebyshev, Hoeffding), Gaussian random vectors and minimum mean-square error estimation; its</w:t>
+        </w:r>
+      </w:ins>
+      <w:ins w:id="9" w:author="PR Preview" w:date="2026-01-01T00:00:00Z">
+        <w:r>
+          <w:t xml:space="preserve"> </w:t>
+        </w:r>
+      </w:ins>
+      <w:hyperlink r:id="rId25">
+        <w:ins w:id="10" w:author="PR Preview" w:date="2026-01-01T00:00:00Z">
+          <w:r>
+            <w:rPr>
+              <w:rStyle w:val="Hyperlink"/>
+            </w:rPr>
+            <w:t xml:space="preserve">previous notes</w:t>
+          </w:r>
+        </w:ins>
+      </w:hyperlink>
+      <w:ins w:id="11" w:author="PR Preview" w:date="2026-01-01T00:00:00Z">
+        <w:r>
+          <w:t xml:space="preserve"> </w:t>
+        </w:r>
+      </w:ins>
+      <w:ins w:id="12" w:author="PR Preview" w:date="2026-01-01T00:00:00Z">
+        <w:r>
+          <w:t xml:space="preserve">are handwritten lectures on these topics. The prerequisite probability course has open lecture notes by</w:t>
+        </w:r>
+      </w:ins>
+      <w:ins w:id="13" w:author="PR Preview" w:date="2026-01-01T00:00:00Z">
+        <w:r>
+          <w:t xml:space="preserve"> </w:t>
+        </w:r>
+      </w:ins>
+      <w:hyperlink r:id="rId26">
+        <w:ins w:id="14" w:author="PR Preview" w:date="2026-01-01T00:00:00Z">
+          <w:r>
+            <w:rPr>
+              <w:rStyle w:val="Hyperlink"/>
+            </w:rPr>
+            <w:t xml:space="preserve">David Tse</w:t>
+          </w:r>
+        </w:ins>
+      </w:hyperlink>
+      <w:ins w:id="15" w:author="PR Preview" w:date="2026-01-01T00:00:00Z">
+        <w:r>
+          <w:t xml:space="preserve"> </w:t>
+        </w:r>
+      </w:ins>
+      <w:ins w:id="16" w:author="PR Preview" w:date="2026-01-01T00:00:00Z">
+        <w:r>
+          <w:t xml:space="preserve">and</w:t>
+        </w:r>
+      </w:ins>
+      <w:ins w:id="17" w:author="PR Preview" w:date="2026-01-01T00:00:00Z">
+        <w:r>
+          <w:t xml:space="preserve"> </w:t>
+        </w:r>
+      </w:ins>
+      <w:hyperlink r:id="rId27">
+        <w:ins w:id="18" w:author="PR Preview" w:date="2026-01-01T00:00:00Z">
+          <w:r>
+            <w:rPr>
+              <w:rStyle w:val="Hyperlink"/>
+            </w:rPr>
+            <w:t xml:space="preserve">Abbas El Gamal</w:t>
+          </w:r>
+        </w:ins>
+      </w:hyperlink>
+      <w:ins w:id="19" w:author="PR Preview" w:date="2026-01-01T00:00:00Z">
+        <w:r>
+          <w:t xml:space="preserve">.</w:t>
+        </w:r>
+      </w:ins>
+    </w:p>
+    <w:p>
+      <w:pPr>
+        <w:pStyle w:val="Compact"/>
+        <w:numPr>
+          <w:ilvl w:val="0"/>
+          <w:numId w:val="1002"/>
+        </w:numPr>
+      </w:pPr>
       <w:r>
         <w:rPr>
           <w:b/>
@@ -701,7 +821,7 @@
       <w:r>
         <w:t xml:space="preserve"> </w:t>
       </w:r>
-      <w:hyperlink r:id="rId24">
+      <w:hyperlink r:id="rId28">
         <w:r>
           <w:rPr>
             <w:rStyle w:val="Hyperlink"/>
@@ -729,7 +849,7 @@
       <w:r>
         <w:t xml:space="preserve"> </w:t>
       </w:r>
-      <w:hyperlink r:id="rId25">
+      <w:hyperlink r:id="rId29">
         <w:r>
           <w:rPr>
             <w:rStyle w:val="Hyperlink"/>
@@ -762,7 +882,7 @@
       <w:r>
         <w:t xml:space="preserve"> </w:t>
       </w:r>
-      <w:hyperlink r:id="rId26">
+      <w:hyperlink r:id="rId30">
         <w:r>
           <w:rPr>
             <w:rStyle w:val="Hyperlink"/>
@@ -800,7 +920,7 @@
       <w:r>
         <w:t xml:space="preserve"> </w:t>
       </w:r>
-      <w:hyperlink r:id="rId27">
+      <w:hyperlink r:id="rId31">
         <w:r>
           <w:rPr>
             <w:rStyle w:val="Hyperlink"/>
@@ -838,7 +958,7 @@
       <w:r>
         <w:t xml:space="preserve"> </w:t>
       </w:r>
-      <w:hyperlink r:id="rId28">
+      <w:hyperlink r:id="rId32">
         <w:r>
           <w:rPr>
             <w:rStyle w:val="Hyperlink"/>
@@ -885,8 +1005,8 @@
         <w:t xml:space="preserve">in conditional expectation.</w:t>
       </w:r>
     </w:p>
-    <w:bookmarkEnd w:id="29"/>
-    <w:bookmarkStart w:id="30" w:name="textbooks-and-companion-notes"/>
+    <w:bookmarkEnd w:id="33"/>
+    <w:bookmarkStart w:id="34" w:name="textbooks-and-companion-notes"/>
     <w:p>
       <w:pPr>
         <w:pStyle w:val="Heading3"/>
@@ -1014,8 +1134,8 @@
         <w:t xml:space="preserve">which applies this material to regression and survival analysis</w:t>
       </w:r>
     </w:p>
-    <w:bookmarkEnd w:id="30"/>
-    <w:bookmarkStart w:id="32" w:name="video-channels"/>
+    <w:bookmarkEnd w:id="34"/>
+    <w:bookmarkStart w:id="36" w:name="video-channels"/>
     <w:p>
       <w:pPr>
         <w:pStyle w:val="Heading3"/>
@@ -1034,7 +1154,7 @@
       <w:r>
         <w:t xml:space="preserve"> </w:t>
       </w:r>
-      <w:hyperlink r:id="rId31">
+      <w:hyperlink r:id="rId35">
         <w:r>
           <w:rPr>
             <w:rStyle w:val="Hyperlink"/>
@@ -1052,9 +1172,9 @@
         <w:t xml:space="preserve">with levels, for probability and statistics as well as machine learning, AI, computer science and mathematics.</w:t>
       </w:r>
     </w:p>
-    <w:bookmarkEnd w:id="32"/>
-    <w:bookmarkEnd w:id="33"/>
-    <w:bookmarkStart w:id="45" w:name="references"/>
+    <w:bookmarkEnd w:id="36"/>
+    <w:bookmarkEnd w:id="37"/>
+    <w:bookmarkStart w:id="49" w:name="references"/>
     <w:p>
       <w:pPr>
         <w:pStyle w:val="Heading2"/>
@@ -1063,8 +1183,8 @@
         <w:t xml:space="preserve">References</w:t>
       </w:r>
     </w:p>
-    <w:bookmarkStart w:id="44" w:name="refs"/>
-    <w:bookmarkStart w:id="35" w:name="ref-blitzstein2019introduction"/>
+    <w:bookmarkStart w:id="48" w:name="refs"/>
+    <w:bookmarkStart w:id="39" w:name="ref-blitzstein2019introduction"/>
     <w:p>
       <w:pPr>
         <w:pStyle w:val="Bibliography"/>
@@ -1088,7 +1208,7 @@
       <w:r>
         <w:t xml:space="preserve"> </w:t>
       </w:r>
-      <w:hyperlink r:id="rId34">
+      <w:hyperlink r:id="rId38">
         <w:r>
           <w:rPr>
             <w:rStyle w:val="Hyperlink"/>
@@ -1100,8 +1220,8 @@
         <w:t xml:space="preserve">.</w:t>
       </w:r>
     </w:p>
-    <w:bookmarkEnd w:id="35"/>
-    <w:bookmarkStart w:id="36" w:name="ref-dembo-notes"/>
+    <w:bookmarkEnd w:id="39"/>
+    <w:bookmarkStart w:id="40" w:name="ref-dembo-notes"/>
     <w:p>
       <w:pPr>
         <w:pStyle w:val="Bibliography"/>
@@ -1137,8 +1257,8 @@
         <w:t xml:space="preserve">.</w:t>
       </w:r>
     </w:p>
-    <w:bookmarkEnd w:id="36"/>
-    <w:bookmarkStart w:id="38" w:name="ref-hastie2009elements"/>
+    <w:bookmarkEnd w:id="40"/>
+    <w:bookmarkStart w:id="42" w:name="ref-hastie2009elements"/>
     <w:p>
       <w:pPr>
         <w:pStyle w:val="Bibliography"/>
@@ -1162,7 +1282,7 @@
       <w:r>
         <w:t xml:space="preserve"> </w:t>
       </w:r>
-      <w:hyperlink r:id="rId37">
+      <w:hyperlink r:id="rId41">
         <w:r>
           <w:rPr>
             <w:rStyle w:val="Hyperlink"/>
@@ -1174,8 +1294,8 @@
         <w:t xml:space="preserve">.</w:t>
       </w:r>
     </w:p>
-    <w:bookmarkEnd w:id="38"/>
-    <w:bookmarkStart w:id="40" w:name="ref-james2021islr2e"/>
+    <w:bookmarkEnd w:id="42"/>
+    <w:bookmarkStart w:id="44" w:name="ref-james2021islr2e"/>
     <w:p>
       <w:pPr>
         <w:pStyle w:val="Bibliography"/>
@@ -1213,7 +1333,7 @@
       <w:r>
         <w:t xml:space="preserve"> </w:t>
       </w:r>
-      <w:hyperlink r:id="rId39">
+      <w:hyperlink r:id="rId43">
         <w:r>
           <w:rPr>
             <w:rStyle w:val="Hyperlink"/>
@@ -1225,8 +1345,8 @@
         <w:t xml:space="preserve">.</w:t>
       </w:r>
     </w:p>
-    <w:bookmarkEnd w:id="40"/>
-    <w:bookmarkStart w:id="42" w:name="ref-problifesaver"/>
+    <w:bookmarkEnd w:id="44"/>
+    <w:bookmarkStart w:id="46" w:name="ref-problifesaver"/>
     <w:p>
       <w:pPr>
         <w:pStyle w:val="Bibliography"/>
@@ -1250,7 +1370,7 @@
       <w:r>
         <w:t xml:space="preserve"> </w:t>
       </w:r>
-      <w:hyperlink r:id="rId41">
+      <w:hyperlink r:id="rId45">
         <w:r>
           <w:rPr>
             <w:rStyle w:val="Hyperlink"/>
@@ -1262,8 +1382,8 @@
         <w:t xml:space="preserve">.</w:t>
       </w:r>
     </w:p>
-    <w:bookmarkEnd w:id="42"/>
-    <w:bookmarkStart w:id="43" w:name="ref-ross-probsim"/>
+    <w:bookmarkEnd w:id="46"/>
+    <w:bookmarkStart w:id="47" w:name="ref-ross-probsim"/>
     <w:p>
       <w:pPr>
         <w:pStyle w:val="Bibliography"/>
@@ -1287,7 +1407,7 @@
       <w:r>
         <w:t xml:space="preserve"> </w:t>
       </w:r>
-      <w:hyperlink r:id="rId28">
+      <w:hyperlink r:id="rId32">
         <w:r>
           <w:rPr>
             <w:rStyle w:val="Hyperlink"/>
@@ -1299,9 +1419,9 @@
         <w:t xml:space="preserve">.</w:t>
       </w:r>
     </w:p>
-    <w:bookmarkEnd w:id="43"/>
-    <w:bookmarkEnd w:id="44"/>
-    <w:bookmarkEnd w:id="45"/>
+    <w:bookmarkEnd w:id="47"/>
+    <w:bookmarkEnd w:id="48"/>
+    <w:bookmarkEnd w:id="49"/>
     <w:sectPr>
       <w:footnotePr>
         <w:numRestart w:val="eachSect"/>
